--- a/cour/cour formation/SEC105/010-SEC105-Fiche-seance-2025-TORRENTI-Sylvain.docx
+++ b/cour/cour formation/SEC105/010-SEC105-Fiche-seance-2025-TORRENTI-Sylvain.docx
@@ -59,15 +59,7 @@
                 <w:b/>
                 <w:sz w:val="40"/>
               </w:rPr>
-              <w:t>Travaux avant s</w:t>
-            </w:r>
-            <w:r>
-              <w:rPr>
-                <w:rFonts w:ascii="DaxCondensed" w:hAnsi="DaxCondensed"/>
-                <w:b/>
-                <w:sz w:val="40"/>
-              </w:rPr>
-              <w:t xml:space="preserve">éance </w:t>
+              <w:t xml:space="preserve">Travaux avant séance </w:t>
             </w:r>
             <w:r>
               <w:rPr>
@@ -133,11 +125,10 @@
             </w:pPr>
             <w:r>
               <w:rPr>
-                <w:noProof/>
                 <w:lang w:eastAsia="fr-FR"/>
               </w:rPr>
               <w:drawing>
-                <wp:anchor distT="0" distB="0" distL="114300" distR="114300" simplePos="0" relativeHeight="251672576" behindDoc="0" locked="0" layoutInCell="1" allowOverlap="1" wp14:anchorId="0AD2C65A" wp14:editId="139AC7C6">
+                <wp:anchor distT="0" distB="0" distL="114300" distR="114300" simplePos="0" relativeHeight="251672576" behindDoc="0" locked="0" layoutInCell="1" allowOverlap="1" wp14:anchorId="0AD2C65A" wp14:editId="3FB73701">
                   <wp:simplePos x="0" y="0"/>
                   <wp:positionH relativeFrom="column">
                     <wp:posOffset>0</wp:posOffset>
@@ -197,11 +188,10 @@
             <w:r>
               <w:rPr>
                 <w:rFonts w:ascii="Calibri" w:hAnsi="Calibri"/>
-                <w:noProof/>
                 <w:lang w:eastAsia="fr-FR"/>
               </w:rPr>
               <w:drawing>
-                <wp:anchor distT="0" distB="0" distL="114300" distR="114300" simplePos="0" relativeHeight="251664384" behindDoc="0" locked="0" layoutInCell="1" allowOverlap="1" wp14:anchorId="2D342638" wp14:editId="6EF3A200">
+                <wp:anchor distT="0" distB="0" distL="114300" distR="114300" simplePos="0" relativeHeight="251664384" behindDoc="0" locked="0" layoutInCell="1" allowOverlap="1" wp14:anchorId="2D342638" wp14:editId="4B315C85">
                   <wp:simplePos x="0" y="0"/>
                   <wp:positionH relativeFrom="column">
                     <wp:posOffset>1149985</wp:posOffset>
@@ -436,23 +426,7 @@
                   <w:sz w:val="26"/>
                   <w:szCs w:val="26"/>
                 </w:rPr>
-                <w:t xml:space="preserve">Recommandations relatives à l'interconnexion </w:t>
-              </w:r>
-              <w:r>
-                <w:rPr>
-                  <w:rStyle w:val="Lienhypertexte"/>
-                  <w:sz w:val="26"/>
-                  <w:szCs w:val="26"/>
-                </w:rPr>
-                <w:t>d</w:t>
-              </w:r>
-              <w:r>
-                <w:rPr>
-                  <w:rStyle w:val="Lienhypertexte"/>
-                  <w:sz w:val="26"/>
-                  <w:szCs w:val="26"/>
-                </w:rPr>
-                <w:t>'un SI à Internet</w:t>
+                <w:t>Recommandations relatives à l'interconnexion d'un SI à Internet</w:t>
               </w:r>
             </w:hyperlink>
             <w:r>
@@ -735,11 +709,10 @@
           <w:p>
             <w:r>
               <w:rPr>
-                <w:noProof/>
                 <w:lang w:eastAsia="fr-FR"/>
               </w:rPr>
               <w:drawing>
-                <wp:anchor distT="0" distB="0" distL="114300" distR="114300" simplePos="0" relativeHeight="251670528" behindDoc="0" locked="0" layoutInCell="1" allowOverlap="1" wp14:anchorId="6C171142" wp14:editId="4021E24E">
+                <wp:anchor distT="0" distB="0" distL="114300" distR="114300" simplePos="0" relativeHeight="251670528" behindDoc="0" locked="0" layoutInCell="1" allowOverlap="1" wp14:anchorId="6C171142" wp14:editId="0DC49FC1">
                   <wp:simplePos x="0" y="0"/>
                   <wp:positionH relativeFrom="column">
                     <wp:posOffset>8255</wp:posOffset>
@@ -1132,8 +1105,13 @@
         <w:spacing w:after="120" w:line="240" w:lineRule="auto"/>
         <w:jc w:val="both"/>
       </w:pPr>
-      <w:r>
-        <w:t>Fishing :</w:t>
+      <w:proofErr w:type="spellStart"/>
+      <w:r>
+        <w:t>Fishing</w:t>
+      </w:r>
+      <w:proofErr w:type="spellEnd"/>
+      <w:r>
+        <w:t> :</w:t>
       </w:r>
     </w:p>
     <w:p>
@@ -1220,7 +1198,23 @@
         <w:jc w:val="both"/>
       </w:pPr>
       <w:r>
-        <w:t>Le DMARC pour renforcer la protection contre l’usurpation en vérifiant le contenu du « mailfrom » et du « from »</w:t>
+        <w:t>Le DMARC pour renforcer la protection contre l’usurpation en vérifiant le contenu du « </w:t>
+      </w:r>
+      <w:proofErr w:type="spellStart"/>
+      <w:r>
+        <w:t>mailfrom</w:t>
+      </w:r>
+      <w:proofErr w:type="spellEnd"/>
+      <w:r>
+        <w:t> » et du « </w:t>
+      </w:r>
+      <w:proofErr w:type="spellStart"/>
+      <w:r>
+        <w:t>from</w:t>
+      </w:r>
+      <w:proofErr w:type="spellEnd"/>
+      <w:r>
+        <w:t> »</w:t>
       </w:r>
     </w:p>
     <w:p>
@@ -1290,7 +1284,187 @@
         <w:jc w:val="both"/>
       </w:pPr>
       <w:r>
-        <w:t>SPF : Permet de limiter les envoie à des serveurs et des adresses IP préalablement définies.</w:t>
+        <w:t>SPF</w:t>
+      </w:r>
+      <w:r>
+        <w:t xml:space="preserve"> (Sender Policy Framework) </w:t>
+      </w:r>
+      <w:r>
+        <w:t>: Permet de limiter les envoie à des serveurs et des adresses IP préalablement définies.</w:t>
+      </w:r>
+    </w:p>
+    <w:p>
+      <w:pPr>
+        <w:spacing w:after="120" w:line="240" w:lineRule="auto"/>
+        <w:jc w:val="both"/>
+      </w:pPr>
+    </w:p>
+    <w:p>
+      <w:pPr>
+        <w:spacing w:after="120" w:line="240" w:lineRule="auto"/>
+        <w:jc w:val="both"/>
+      </w:pPr>
+      <w:r>
+        <w:t xml:space="preserve">Source : </w:t>
+      </w:r>
+      <w:hyperlink r:id="rId15" w:history="1">
+        <w:r>
+          <w:rPr>
+            <w:rStyle w:val="Lienhypertexte"/>
+          </w:rPr>
+          <w:t>https://fr.wikipedia.org/wiki/Sender_Policy_Framework</w:t>
+        </w:r>
+      </w:hyperlink>
+      <w:r>
+        <w:t xml:space="preserve"> </w:t>
+      </w:r>
+    </w:p>
+    <w:p>
+      <w:pPr>
+        <w:spacing w:after="120" w:line="240" w:lineRule="auto"/>
+        <w:jc w:val="both"/>
+      </w:pPr>
+    </w:p>
+    <w:p>
+      <w:pPr>
+        <w:spacing w:after="120" w:line="240" w:lineRule="auto"/>
+        <w:jc w:val="both"/>
+      </w:pPr>
+      <w:r>
+        <w:t>DKIM (</w:t>
+      </w:r>
+      <w:proofErr w:type="spellStart"/>
+      <w:r>
+        <w:t>DomainKey</w:t>
+      </w:r>
+      <w:proofErr w:type="spellEnd"/>
+      <w:r>
+        <w:t xml:space="preserve"> </w:t>
+      </w:r>
+      <w:proofErr w:type="spellStart"/>
+      <w:r>
+        <w:t>Identified</w:t>
+      </w:r>
+      <w:proofErr w:type="spellEnd"/>
+      <w:r>
+        <w:t xml:space="preserve"> Mail)</w:t>
+      </w:r>
+      <w:r>
+        <w:t xml:space="preserve"> </w:t>
+      </w:r>
+      <w:r>
+        <w:t xml:space="preserve">: </w:t>
+      </w:r>
+      <w:r>
+        <w:t>C’est une norme d’authentification fiable du nom de domaine de l’expéditeur. Elle vérifie donc l’authenticité de l’expéditeur et garantit l’intégrité du message ce qui est une protection efficace contre le spam et l’hameçonnage.</w:t>
+      </w:r>
+    </w:p>
+    <w:p>
+      <w:pPr>
+        <w:spacing w:after="120" w:line="240" w:lineRule="auto"/>
+        <w:jc w:val="both"/>
+      </w:pPr>
+    </w:p>
+    <w:p>
+      <w:pPr>
+        <w:spacing w:after="120" w:line="240" w:lineRule="auto"/>
+        <w:jc w:val="both"/>
+      </w:pPr>
+      <w:r>
+        <w:t xml:space="preserve">Source : </w:t>
+      </w:r>
+      <w:hyperlink r:id="rId16" w:history="1">
+        <w:r>
+          <w:rPr>
+            <w:rStyle w:val="Lienhypertexte"/>
+          </w:rPr>
+          <w:t>https://fr.wikipedia.org/wiki/DomainKeys_Identified_Mail</w:t>
+        </w:r>
+      </w:hyperlink>
+      <w:r>
+        <w:t xml:space="preserve"> </w:t>
+      </w:r>
+    </w:p>
+    <w:p>
+      <w:pPr>
+        <w:spacing w:after="120" w:line="240" w:lineRule="auto"/>
+        <w:jc w:val="both"/>
+      </w:pPr>
+    </w:p>
+    <w:p>
+      <w:pPr>
+        <w:spacing w:after="120" w:line="240" w:lineRule="auto"/>
+        <w:jc w:val="both"/>
+      </w:pPr>
+      <w:r>
+        <w:t>DMARC (Domain-</w:t>
+      </w:r>
+      <w:proofErr w:type="spellStart"/>
+      <w:r>
+        <w:t>based</w:t>
+      </w:r>
+      <w:proofErr w:type="spellEnd"/>
+      <w:r>
+        <w:t xml:space="preserve"> Message </w:t>
+      </w:r>
+      <w:proofErr w:type="spellStart"/>
+      <w:r>
+        <w:t>Authentication</w:t>
+      </w:r>
+      <w:proofErr w:type="spellEnd"/>
+      <w:r>
+        <w:t xml:space="preserve">, </w:t>
+      </w:r>
+      <w:proofErr w:type="spellStart"/>
+      <w:r>
+        <w:t>Reporting</w:t>
+      </w:r>
+      <w:proofErr w:type="spellEnd"/>
+      <w:r>
+        <w:t xml:space="preserve"> and </w:t>
+      </w:r>
+      <w:proofErr w:type="spellStart"/>
+      <w:r>
+        <w:t>Conformance</w:t>
+      </w:r>
+      <w:proofErr w:type="spellEnd"/>
+      <w:r>
+        <w:t xml:space="preserve">) : </w:t>
+      </w:r>
+      <w:r>
+        <w:t xml:space="preserve">Une politique DMARC permet à l’expéditeur d’indiquer que ces courriels sont protégés mais indique également au destinataire quoi faire si les méthodes d’authentification échouent. Dans un second temps elle avertit également l’expéditeur en cas d’échec ou de réussite. Cette politique nécessite que le courriel ait satisfait </w:t>
+      </w:r>
+      <w:r>
+        <w:t xml:space="preserve">les validations SPF et DKIM expliquer plus haut mais vérifie la correspondances des domaines pour valider définitivement le courriel. </w:t>
+      </w:r>
+      <w:r>
+        <w:t xml:space="preserve"> </w:t>
+      </w:r>
+    </w:p>
+    <w:p>
+      <w:pPr>
+        <w:spacing w:after="120" w:line="240" w:lineRule="auto"/>
+        <w:jc w:val="both"/>
+      </w:pPr>
+    </w:p>
+    <w:p>
+      <w:pPr>
+        <w:spacing w:after="120" w:line="240" w:lineRule="auto"/>
+        <w:jc w:val="both"/>
+      </w:pPr>
+      <w:r>
+        <w:t xml:space="preserve">Source : </w:t>
+      </w:r>
+      <w:hyperlink r:id="rId17" w:history="1">
+        <w:r>
+          <w:rPr>
+            <w:rStyle w:val="Lienhypertexte"/>
+          </w:rPr>
+          <w:t>https://fr.wikipedia.org/wiki/DMARC</w:t>
+        </w:r>
+      </w:hyperlink>
+      <w:r>
+        <w:t xml:space="preserve"> </w:t>
       </w:r>
     </w:p>
     <w:p>
@@ -1331,11 +1505,382 @@
     <w:p>
       <w:pPr>
         <w:rPr>
-          <w:rFonts w:ascii="Calibri" w:eastAsia="Times New Roman" w:hAnsi="Calibri" w:cs="Times New Roman"/>
+          <w:rFonts w:ascii="Calibri" w:eastAsia="Times New Roman" w:hAnsi="Calibri" w:cs="Calibri"/>
+          <w:lang w:eastAsia="fr-FR"/>
+        </w:rPr>
+      </w:pPr>
+      <w:r>
+        <w:rPr>
+          <w:rFonts w:ascii="Calibri" w:eastAsia="Times New Roman" w:hAnsi="Calibri" w:cs="Calibri"/>
+          <w:lang w:eastAsia="fr-FR"/>
+        </w:rPr>
+        <w:t>Les ports SMTP les plus utilisé sont 25,465,587 et 2525.</w:t>
+      </w:r>
+    </w:p>
+    <w:p>
+      <w:pPr>
+        <w:rPr>
+          <w:rFonts w:ascii="Calibri" w:eastAsia="Times New Roman" w:hAnsi="Calibri" w:cs="Calibri"/>
+          <w:lang w:eastAsia="fr-FR"/>
+        </w:rPr>
+      </w:pPr>
+      <w:r>
+        <w:rPr>
+          <w:rFonts w:ascii="Calibri" w:eastAsia="Times New Roman" w:hAnsi="Calibri" w:cs="Calibri"/>
+          <w:lang w:eastAsia="fr-FR"/>
+        </w:rPr>
+        <w:t>En ce qui concerne la sécurité :</w:t>
+      </w:r>
+    </w:p>
+    <w:p>
+      <w:pPr>
+        <w:rPr>
+          <w:rFonts w:ascii="Calibri" w:eastAsia="Times New Roman" w:hAnsi="Calibri" w:cs="Calibri"/>
+          <w:lang w:eastAsia="fr-FR"/>
+        </w:rPr>
+      </w:pPr>
+      <w:r>
+        <w:rPr>
+          <w:rFonts w:ascii="Calibri" w:eastAsia="Times New Roman" w:hAnsi="Calibri" w:cs="Calibri"/>
           <w:b/>
           <w:bCs/>
-          <w:sz w:val="28"/>
-          <w:szCs w:val="20"/>
+          <w:lang w:eastAsia="fr-FR"/>
+        </w:rPr>
+        <w:t>Le port 25</w:t>
+      </w:r>
+      <w:r>
+        <w:rPr>
+          <w:rFonts w:ascii="Calibri" w:eastAsia="Times New Roman" w:hAnsi="Calibri" w:cs="Calibri"/>
+          <w:lang w:eastAsia="fr-FR"/>
+        </w:rPr>
+        <w:t> : Il est le plus ancien mais le moins sécurisé car il ne dispose pas de mécanisme de sécurité et est donc exploiter lourdement par le spammeur par exemple. Pour cette raison il est généralement bloqué par les ISP et il est recommandé de l’utiliser simplement comme port de relais</w:t>
+      </w:r>
+    </w:p>
+    <w:p>
+      <w:pPr>
+        <w:rPr>
+          <w:rFonts w:ascii="Calibri" w:eastAsia="Times New Roman" w:hAnsi="Calibri" w:cs="Calibri"/>
+          <w:lang w:eastAsia="fr-FR"/>
+        </w:rPr>
+      </w:pPr>
+      <w:r>
+        <w:rPr>
+          <w:rFonts w:ascii="Calibri" w:eastAsia="Times New Roman" w:hAnsi="Calibri" w:cs="Calibri"/>
+          <w:b/>
+          <w:bCs/>
+          <w:lang w:eastAsia="fr-FR"/>
+        </w:rPr>
+        <w:t>Le port 465</w:t>
+      </w:r>
+      <w:r>
+        <w:rPr>
+          <w:rFonts w:ascii="Calibri" w:eastAsia="Times New Roman" w:hAnsi="Calibri" w:cs="Calibri"/>
+          <w:lang w:eastAsia="fr-FR"/>
+        </w:rPr>
+        <w:t> : Etant plus sécuriser que le port 25 il n’est toutefois pas définit comme officiel et il est maintenant déprécié. Malgré qu’il supporte le chiffrement SSL il est recommandé d’éviter de l’utiliser autant que possible.</w:t>
+      </w:r>
+    </w:p>
+    <w:p>
+      <w:pPr>
+        <w:rPr>
+          <w:rFonts w:ascii="Calibri" w:eastAsia="Times New Roman" w:hAnsi="Calibri" w:cs="Calibri"/>
+          <w:lang w:eastAsia="fr-FR"/>
+        </w:rPr>
+      </w:pPr>
+    </w:p>
+    <w:p>
+      <w:pPr>
+        <w:rPr>
+          <w:rFonts w:ascii="Calibri" w:eastAsia="Times New Roman" w:hAnsi="Calibri" w:cs="Calibri"/>
+          <w:lang w:eastAsia="fr-FR"/>
+        </w:rPr>
+      </w:pPr>
+      <w:r>
+        <w:rPr>
+          <w:rFonts w:ascii="Calibri" w:eastAsia="Times New Roman" w:hAnsi="Calibri" w:cs="Calibri"/>
+          <w:b/>
+          <w:bCs/>
+          <w:lang w:eastAsia="fr-FR"/>
+        </w:rPr>
+        <w:lastRenderedPageBreak/>
+        <w:t>Le port 587</w:t>
+      </w:r>
+      <w:r>
+        <w:rPr>
+          <w:rFonts w:ascii="Calibri" w:eastAsia="Times New Roman" w:hAnsi="Calibri" w:cs="Calibri"/>
+          <w:lang w:eastAsia="fr-FR"/>
+        </w:rPr>
+        <w:t> : Ce port est recommandé avec STARTTLS</w:t>
+      </w:r>
+      <w:r>
+        <w:rPr>
+          <w:rFonts w:ascii="Calibri" w:eastAsia="Times New Roman" w:hAnsi="Calibri" w:cs="Calibri"/>
+          <w:lang w:eastAsia="fr-FR"/>
+        </w:rPr>
+        <w:t xml:space="preserve"> il est supporté par presque tous les fournisseurs de services de courriel.</w:t>
+      </w:r>
+    </w:p>
+    <w:p>
+      <w:pPr>
+        <w:rPr>
+          <w:rFonts w:ascii="Calibri" w:eastAsia="Times New Roman" w:hAnsi="Calibri" w:cs="Calibri"/>
+          <w:lang w:eastAsia="fr-FR"/>
+        </w:rPr>
+      </w:pPr>
+      <w:r>
+        <w:rPr>
+          <w:rFonts w:ascii="Calibri" w:eastAsia="Times New Roman" w:hAnsi="Calibri" w:cs="Calibri"/>
+          <w:b/>
+          <w:bCs/>
+          <w:lang w:eastAsia="fr-FR"/>
+        </w:rPr>
+        <w:t>Le port 2525</w:t>
+      </w:r>
+      <w:r>
+        <w:rPr>
+          <w:rFonts w:ascii="Calibri" w:eastAsia="Times New Roman" w:hAnsi="Calibri" w:cs="Calibri"/>
+          <w:lang w:eastAsia="fr-FR"/>
+        </w:rPr>
+        <w:t> : C’est une alternative au port 287 même si ce port n’est pas officiel il est autorisé par la plupart des ISP pour la transaction via ce port.</w:t>
+      </w:r>
+    </w:p>
+    <w:p>
+      <w:pPr>
+        <w:rPr>
+          <w:rFonts w:ascii="Calibri" w:eastAsia="Times New Roman" w:hAnsi="Calibri" w:cs="Calibri"/>
+          <w:lang w:eastAsia="fr-FR"/>
+        </w:rPr>
+      </w:pPr>
+    </w:p>
+    <w:p>
+      <w:pPr>
+        <w:rPr>
+          <w:rFonts w:ascii="Calibri" w:eastAsia="Times New Roman" w:hAnsi="Calibri" w:cs="Calibri"/>
+          <w:lang w:eastAsia="fr-FR"/>
+        </w:rPr>
+      </w:pPr>
+      <w:r>
+        <w:rPr>
+          <w:rFonts w:ascii="Calibri" w:eastAsia="Times New Roman" w:hAnsi="Calibri" w:cs="Calibri"/>
+          <w:lang w:eastAsia="fr-FR"/>
+        </w:rPr>
+        <w:t xml:space="preserve">Source : </w:t>
+      </w:r>
+      <w:hyperlink r:id="rId18" w:history="1">
+        <w:r>
+          <w:rPr>
+            <w:rStyle w:val="Lienhypertexte"/>
+            <w:rFonts w:ascii="Calibri" w:eastAsia="Times New Roman" w:hAnsi="Calibri" w:cs="Calibri"/>
+            <w:lang w:eastAsia="fr-FR"/>
+          </w:rPr>
+          <w:t>https://mailtrap.io/fr/blog/smtp/#:~:text=Ports%20SMTP,-Les%20ports%20SMTP&amp;text=Les%20ports%20les%20plus%20courants,les%20spammeurs%20l'exploitent%20lourdement</w:t>
+        </w:r>
+      </w:hyperlink>
+      <w:r>
+        <w:rPr>
+          <w:rFonts w:ascii="Calibri" w:eastAsia="Times New Roman" w:hAnsi="Calibri" w:cs="Calibri"/>
+          <w:lang w:eastAsia="fr-FR"/>
+        </w:rPr>
+        <w:t>.</w:t>
+      </w:r>
+      <w:r>
+        <w:rPr>
+          <w:rFonts w:ascii="Calibri" w:eastAsia="Times New Roman" w:hAnsi="Calibri" w:cs="Calibri"/>
+          <w:lang w:eastAsia="fr-FR"/>
+        </w:rPr>
+        <w:t xml:space="preserve"> </w:t>
+      </w:r>
+    </w:p>
+    <w:p>
+      <w:pPr>
+        <w:rPr>
+          <w:rFonts w:ascii="Calibri" w:eastAsia="Times New Roman" w:hAnsi="Calibri" w:cs="Calibri"/>
+          <w:lang w:eastAsia="fr-FR"/>
+        </w:rPr>
+      </w:pPr>
+      <w:r>
+        <w:rPr>
+          <w:rFonts w:ascii="Calibri" w:eastAsia="Times New Roman" w:hAnsi="Calibri" w:cs="Calibri"/>
+          <w:lang w:eastAsia="fr-FR"/>
+        </w:rPr>
+        <w:t>Le protocole IMAP permet de consulter et de gérer vos courriels directement sur le serveur. Voici quelques exemples de serveur populaire :</w:t>
+      </w:r>
+    </w:p>
+    <w:p>
+      <w:pPr>
+        <w:rPr>
+          <w:rFonts w:ascii="Calibri" w:eastAsia="Times New Roman" w:hAnsi="Calibri" w:cs="Calibri"/>
+          <w:lang w:eastAsia="fr-FR"/>
+        </w:rPr>
+      </w:pPr>
+      <w:r>
+        <w:rPr>
+          <w:rFonts w:ascii="Calibri" w:eastAsia="Times New Roman" w:hAnsi="Calibri" w:cs="Calibri"/>
+          <w:b/>
+          <w:bCs/>
+          <w:lang w:eastAsia="fr-FR"/>
+        </w:rPr>
+        <w:t>Gmail</w:t>
+      </w:r>
+      <w:r>
+        <w:rPr>
+          <w:rFonts w:ascii="Calibri" w:eastAsia="Times New Roman" w:hAnsi="Calibri" w:cs="Calibri"/>
+          <w:lang w:eastAsia="fr-FR"/>
+        </w:rPr>
+        <w:t> : imap.gmail.com, port 993</w:t>
+      </w:r>
+    </w:p>
+    <w:p>
+      <w:pPr>
+        <w:rPr>
+          <w:rFonts w:ascii="Calibri" w:eastAsia="Times New Roman" w:hAnsi="Calibri" w:cs="Calibri"/>
+          <w:lang w:eastAsia="fr-FR"/>
+        </w:rPr>
+      </w:pPr>
+      <w:r>
+        <w:rPr>
+          <w:rFonts w:ascii="Calibri" w:eastAsia="Times New Roman" w:hAnsi="Calibri" w:cs="Calibri"/>
+          <w:b/>
+          <w:bCs/>
+          <w:lang w:eastAsia="fr-FR"/>
+        </w:rPr>
+        <w:t>Outlook</w:t>
+      </w:r>
+      <w:r>
+        <w:rPr>
+          <w:rFonts w:ascii="Calibri" w:eastAsia="Times New Roman" w:hAnsi="Calibri" w:cs="Calibri"/>
+          <w:lang w:eastAsia="fr-FR"/>
+        </w:rPr>
+        <w:t> : outlook.office365.com, port 993</w:t>
+      </w:r>
+    </w:p>
+    <w:p>
+      <w:pPr>
+        <w:rPr>
+          <w:rFonts w:ascii="Calibri" w:eastAsia="Times New Roman" w:hAnsi="Calibri" w:cs="Calibri"/>
+          <w:lang w:eastAsia="fr-FR"/>
+        </w:rPr>
+      </w:pPr>
+      <w:r>
+        <w:rPr>
+          <w:rFonts w:ascii="Calibri" w:eastAsia="Times New Roman" w:hAnsi="Calibri" w:cs="Calibri"/>
+          <w:lang w:eastAsia="fr-FR"/>
+        </w:rPr>
+        <w:t>Il en existe bien d’autre.</w:t>
+      </w:r>
+    </w:p>
+    <w:p>
+      <w:pPr>
+        <w:rPr>
+          <w:rFonts w:ascii="Calibri" w:eastAsia="Times New Roman" w:hAnsi="Calibri" w:cs="Calibri"/>
+          <w:lang w:eastAsia="fr-FR"/>
+        </w:rPr>
+      </w:pPr>
+      <w:r>
+        <w:rPr>
+          <w:rFonts w:ascii="Calibri" w:eastAsia="Times New Roman" w:hAnsi="Calibri" w:cs="Calibri"/>
+          <w:lang w:eastAsia="fr-FR"/>
+        </w:rPr>
+        <w:t xml:space="preserve">Source : </w:t>
+      </w:r>
+      <w:hyperlink r:id="rId19" w:history="1">
+        <w:r>
+          <w:rPr>
+            <w:rStyle w:val="Lienhypertexte"/>
+            <w:rFonts w:ascii="Calibri" w:eastAsia="Times New Roman" w:hAnsi="Calibri" w:cs="Calibri"/>
+            <w:lang w:eastAsia="fr-FR"/>
+          </w:rPr>
+          <w:t>https://www.t-web.tech/site/pages/liste_serveur_pop_imap_smtp.php#:~:text=Contrairement%20%C3%A0%20POP%2C%20qui%20t%C3%A9l%C3%A9charge,.gmail.com%20%2C%20Port%20993</w:t>
+        </w:r>
+      </w:hyperlink>
+      <w:r>
+        <w:rPr>
+          <w:rFonts w:ascii="Calibri" w:eastAsia="Times New Roman" w:hAnsi="Calibri" w:cs="Calibri"/>
+          <w:lang w:eastAsia="fr-FR"/>
+        </w:rPr>
+        <w:t xml:space="preserve"> </w:t>
+      </w:r>
+    </w:p>
+    <w:p>
+      <w:pPr>
+        <w:rPr>
+          <w:rFonts w:ascii="Calibri" w:eastAsia="Times New Roman" w:hAnsi="Calibri" w:cs="Calibri"/>
+          <w:lang w:eastAsia="fr-FR"/>
+        </w:rPr>
+      </w:pPr>
+    </w:p>
+    <w:p>
+      <w:pPr>
+        <w:rPr>
+          <w:rFonts w:ascii="Calibri" w:eastAsia="Times New Roman" w:hAnsi="Calibri" w:cs="Calibri"/>
+          <w:lang w:eastAsia="fr-FR"/>
+        </w:rPr>
+      </w:pPr>
+      <w:r>
+        <w:rPr>
+          <w:rFonts w:ascii="Calibri" w:eastAsia="Times New Roman" w:hAnsi="Calibri" w:cs="Calibri"/>
+          <w:lang w:eastAsia="fr-FR"/>
+        </w:rPr>
+        <w:t xml:space="preserve">Pour la sécurité le port utilisé est le </w:t>
+      </w:r>
+      <w:r>
+        <w:rPr>
+          <w:rFonts w:ascii="Calibri" w:eastAsia="Times New Roman" w:hAnsi="Calibri" w:cs="Calibri"/>
+          <w:lang w:eastAsia="fr-FR"/>
+        </w:rPr>
+        <w:t>143,</w:t>
+      </w:r>
+      <w:r>
+        <w:rPr>
+          <w:rFonts w:ascii="Calibri" w:eastAsia="Times New Roman" w:hAnsi="Calibri" w:cs="Calibri"/>
+          <w:lang w:eastAsia="fr-FR"/>
+        </w:rPr>
+        <w:t xml:space="preserve"> la RFC 2595</w:t>
+      </w:r>
+      <w:r>
+        <w:rPr>
+          <w:rFonts w:ascii="Calibri" w:eastAsia="Times New Roman" w:hAnsi="Calibri" w:cs="Calibri"/>
+          <w:lang w:eastAsia="fr-FR"/>
+        </w:rPr>
+        <w:t xml:space="preserve"> décrivant le TLS avec IMAP déconseille l’utilisation du port 993 qui a était réinstauré par la RFC 8314 pour l’utilisation de TLS implicite.</w:t>
+      </w:r>
+    </w:p>
+    <w:p>
+      <w:pPr>
+        <w:rPr>
+          <w:rFonts w:ascii="Calibri" w:eastAsia="Times New Roman" w:hAnsi="Calibri" w:cs="Calibri"/>
+          <w:lang w:eastAsia="fr-FR"/>
+        </w:rPr>
+      </w:pPr>
+      <w:r>
+        <w:rPr>
+          <w:rFonts w:ascii="Calibri" w:eastAsia="Times New Roman" w:hAnsi="Calibri" w:cs="Calibri"/>
+          <w:lang w:eastAsia="fr-FR"/>
+        </w:rPr>
+        <w:t xml:space="preserve">Source : </w:t>
+      </w:r>
+      <w:hyperlink r:id="rId20" w:history="1">
+        <w:r>
+          <w:rPr>
+            <w:rStyle w:val="Lienhypertexte"/>
+            <w:rFonts w:ascii="Calibri" w:eastAsia="Times New Roman" w:hAnsi="Calibri" w:cs="Calibri"/>
+            <w:lang w:eastAsia="fr-FR"/>
+          </w:rPr>
+          <w:t>https://fr.wikipedia.org/wiki/Internet_Message_Access_Protocol</w:t>
+        </w:r>
+      </w:hyperlink>
+      <w:r>
+        <w:rPr>
+          <w:rFonts w:ascii="Calibri" w:eastAsia="Times New Roman" w:hAnsi="Calibri" w:cs="Calibri"/>
+          <w:lang w:eastAsia="fr-FR"/>
+        </w:rPr>
+        <w:t xml:space="preserve"> </w:t>
+      </w:r>
+    </w:p>
+    <w:p>
+      <w:pPr>
+        <w:rPr>
+          <w:rFonts w:ascii="Calibri" w:eastAsia="Times New Roman" w:hAnsi="Calibri" w:cs="Calibri"/>
           <w:lang w:eastAsia="fr-FR"/>
         </w:rPr>
       </w:pPr>

--- a/cour/cour formation/SEC105/010-SEC105-Fiche-seance-2025-TORRENTI-Sylvain.docx
+++ b/cour/cour formation/SEC105/010-SEC105-Fiche-seance-2025-TORRENTI-Sylvain.docx
@@ -125,10 +125,11 @@
             </w:pPr>
             <w:r>
               <w:rPr>
+                <w:noProof/>
                 <w:lang w:eastAsia="fr-FR"/>
               </w:rPr>
               <w:drawing>
-                <wp:anchor distT="0" distB="0" distL="114300" distR="114300" simplePos="0" relativeHeight="251672576" behindDoc="0" locked="0" layoutInCell="1" allowOverlap="1" wp14:anchorId="0AD2C65A" wp14:editId="3FB73701">
+                <wp:anchor distT="0" distB="0" distL="114300" distR="114300" simplePos="0" relativeHeight="251672576" behindDoc="0" locked="0" layoutInCell="1" allowOverlap="1" wp14:anchorId="0AD2C65A" wp14:editId="5E74615D">
                   <wp:simplePos x="0" y="0"/>
                   <wp:positionH relativeFrom="column">
                     <wp:posOffset>0</wp:posOffset>
@@ -188,10 +189,11 @@
             <w:r>
               <w:rPr>
                 <w:rFonts w:ascii="Calibri" w:hAnsi="Calibri"/>
+                <w:noProof/>
                 <w:lang w:eastAsia="fr-FR"/>
               </w:rPr>
               <w:drawing>
-                <wp:anchor distT="0" distB="0" distL="114300" distR="114300" simplePos="0" relativeHeight="251664384" behindDoc="0" locked="0" layoutInCell="1" allowOverlap="1" wp14:anchorId="2D342638" wp14:editId="4B315C85">
+                <wp:anchor distT="0" distB="0" distL="114300" distR="114300" simplePos="0" relativeHeight="251664384" behindDoc="0" locked="0" layoutInCell="1" allowOverlap="1" wp14:anchorId="2D342638" wp14:editId="4D80BA35">
                   <wp:simplePos x="0" y="0"/>
                   <wp:positionH relativeFrom="column">
                     <wp:posOffset>1149985</wp:posOffset>
@@ -709,10 +711,11 @@
           <w:p>
             <w:r>
               <w:rPr>
+                <w:noProof/>
                 <w:lang w:eastAsia="fr-FR"/>
               </w:rPr>
               <w:drawing>
-                <wp:anchor distT="0" distB="0" distL="114300" distR="114300" simplePos="0" relativeHeight="251670528" behindDoc="0" locked="0" layoutInCell="1" allowOverlap="1" wp14:anchorId="6C171142" wp14:editId="0DC49FC1">
+                <wp:anchor distT="0" distB="0" distL="114300" distR="114300" simplePos="0" relativeHeight="251670528" behindDoc="0" locked="0" layoutInCell="1" allowOverlap="1" wp14:anchorId="6C171142" wp14:editId="4B671AEC">
                   <wp:simplePos x="0" y="0"/>
                   <wp:positionH relativeFrom="column">
                     <wp:posOffset>8255</wp:posOffset>
@@ -1105,13 +1108,11 @@
         <w:spacing w:after="120" w:line="240" w:lineRule="auto"/>
         <w:jc w:val="both"/>
       </w:pPr>
-      <w:proofErr w:type="spellStart"/>
-      <w:r>
-        <w:t>Fishing</w:t>
-      </w:r>
-      <w:proofErr w:type="spellEnd"/>
-      <w:r>
-        <w:t> :</w:t>
+      <w:r>
+        <w:t>Ph</w:t>
+      </w:r>
+      <w:r>
+        <w:t>ishing :</w:t>
       </w:r>
     </w:p>
     <w:p>
@@ -1405,37 +1406,35 @@
       </w:r>
       <w:proofErr w:type="spellEnd"/>
       <w:r>
-        <w:t xml:space="preserve"> Message </w:t>
+        <w:t xml:space="preserve"> Message Authentication, </w:t>
       </w:r>
       <w:proofErr w:type="spellStart"/>
       <w:r>
-        <w:t>Authentication</w:t>
+        <w:t>Reporting</w:t>
       </w:r>
       <w:proofErr w:type="spellEnd"/>
       <w:r>
-        <w:t xml:space="preserve">, </w:t>
+        <w:t xml:space="preserve"> and </w:t>
       </w:r>
       <w:proofErr w:type="spellStart"/>
       <w:r>
-        <w:t>Reporting</w:t>
+        <w:t>Conformance</w:t>
       </w:r>
       <w:proofErr w:type="spellEnd"/>
       <w:r>
-        <w:t xml:space="preserve"> and </w:t>
-      </w:r>
-      <w:proofErr w:type="spellStart"/>
-      <w:r>
-        <w:t>Conformance</w:t>
-      </w:r>
-      <w:proofErr w:type="spellEnd"/>
-      <w:r>
         <w:t xml:space="preserve">) : </w:t>
       </w:r>
       <w:r>
         <w:t xml:space="preserve">Une politique DMARC permet à l’expéditeur d’indiquer que ces courriels sont protégés mais indique également au destinataire quoi faire si les méthodes d’authentification échouent. Dans un second temps elle avertit également l’expéditeur en cas d’échec ou de réussite. Cette politique nécessite que le courriel ait satisfait </w:t>
       </w:r>
       <w:r>
-        <w:t xml:space="preserve">les validations SPF et DKIM expliquer plus haut mais vérifie la correspondances des domaines pour valider définitivement le courriel. </w:t>
+        <w:t xml:space="preserve">les validations SPF et DKIM expliquer plus haut mais vérifie </w:t>
+      </w:r>
+      <w:r>
+        <w:t>la correspondance</w:t>
+      </w:r>
+      <w:r>
+        <w:t xml:space="preserve"> des domaines pour valider définitivement le courriel. </w:t>
       </w:r>
       <w:r>
         <w:t xml:space="preserve"> </w:t>
@@ -1666,7 +1665,7 @@
         </w:rPr>
         <w:t xml:space="preserve">Source : </w:t>
       </w:r>
-      <w:hyperlink r:id="rId18" w:history="1">
+      <w:hyperlink r:id="rId18" w:anchor=":~:text=Ports%20SMTP,-Les%20ports%20SMTP&amp;text=Les%20ports%20les%20plus%20courants,les%20spammeurs%20l'exploitent%20lourdement" w:history="1">
         <w:r>
           <w:rPr>
             <w:rStyle w:val="Lienhypertexte"/>
@@ -1734,7 +1733,7 @@
       <w:pPr>
         <w:rPr>
           <w:rFonts w:ascii="Calibri" w:eastAsia="Times New Roman" w:hAnsi="Calibri" w:cs="Calibri"/>
-          <w:lang w:eastAsia="fr-FR"/>
+          <w:lang w:val="en-GB" w:eastAsia="fr-FR"/>
         </w:rPr>
       </w:pPr>
       <w:r>
@@ -1742,14 +1741,14 @@
           <w:rFonts w:ascii="Calibri" w:eastAsia="Times New Roman" w:hAnsi="Calibri" w:cs="Calibri"/>
           <w:b/>
           <w:bCs/>
-          <w:lang w:eastAsia="fr-FR"/>
+          <w:lang w:val="en-GB" w:eastAsia="fr-FR"/>
         </w:rPr>
         <w:t>Outlook</w:t>
       </w:r>
       <w:r>
         <w:rPr>
           <w:rFonts w:ascii="Calibri" w:eastAsia="Times New Roman" w:hAnsi="Calibri" w:cs="Calibri"/>
-          <w:lang w:eastAsia="fr-FR"/>
+          <w:lang w:val="en-GB" w:eastAsia="fr-FR"/>
         </w:rPr>
         <w:t> : outlook.office365.com, port 993</w:t>
       </w:r>
@@ -1783,7 +1782,7 @@
         </w:rPr>
         <w:t xml:space="preserve">Source : </w:t>
       </w:r>
-      <w:hyperlink r:id="rId19" w:history="1">
+      <w:hyperlink r:id="rId19" w:anchor=":~:text=Contrairement%20%C3%A0%20POP%2C%20qui%20t%C3%A9l%C3%A9charge,.gmail.com%20%2C%20Port%20993" w:history="1">
         <w:r>
           <w:rPr>
             <w:rStyle w:val="Lienhypertexte"/>
